--- a/Knowledge/3-Work knowledge/1-Software Engineering/2-General Technologies/5-API Ecosystem/5-My Source/1-API Ecosystem.docx
+++ b/Knowledge/3-Work knowledge/1-Software Engineering/2-General Technologies/5-API Ecosystem/5-My Source/1-API Ecosystem.docx
@@ -42,7 +42,27 @@
           <w:sz w:val="18"/>
           <w:highlight w:val="lightGray"/>
         </w:rPr>
-        <w:t xml:space="preserve">: Persons Table -&gt; ID Column: 1, Name_En Column: Motasem Essam] -&gt; </w:t>
+        <w:t xml:space="preserve">: Persons Table -&gt; ID Column: 1, </w:t>
+      </w:r>
+      <w:proofErr w:type="spellStart"/>
+      <w:r>
+        <w:rPr>
+          <w:rFonts w:ascii="Arial" w:hAnsi="Arial"/>
+          <w:color w:val="000000"/>
+          <w:sz w:val="18"/>
+          <w:highlight w:val="lightGray"/>
+        </w:rPr>
+        <w:t>Name_En</w:t>
+      </w:r>
+      <w:proofErr w:type="spellEnd"/>
+      <w:r>
+        <w:rPr>
+          <w:rFonts w:ascii="Arial" w:hAnsi="Arial"/>
+          <w:color w:val="000000"/>
+          <w:sz w:val="18"/>
+          <w:highlight w:val="lightGray"/>
+        </w:rPr>
+        <w:t xml:space="preserve"> Column: Motasem Essam] -&gt; </w:t>
       </w:r>
       <w:r>
         <w:rPr>
@@ -107,34 +127,16 @@
           <w:sz w:val="18"/>
           <w:highlight w:val="lightGray"/>
         </w:rPr>
-        <w:t>5</w:t>
-      </w:r>
-      <w:r>
-        <w:rPr>
-          <w:rFonts w:ascii="Arial" w:hAnsi="Arial"/>
-          <w:color w:val="000000"/>
-          <w:sz w:val="18"/>
-          <w:highlight w:val="lightGray"/>
-        </w:rPr>
-        <w:t>/</w:t>
-      </w:r>
-      <w:r>
-        <w:rPr>
-          <w:rFonts w:ascii="Arial" w:hAnsi="Arial"/>
-          <w:color w:val="000000"/>
-          <w:sz w:val="18"/>
-          <w:highlight w:val="lightGray"/>
-        </w:rPr>
-        <w:t>31</w:t>
-      </w:r>
-      <w:r>
-        <w:rPr>
-          <w:rFonts w:ascii="Arial" w:hAnsi="Arial"/>
-          <w:color w:val="000000"/>
-          <w:sz w:val="18"/>
-          <w:highlight w:val="lightGray"/>
-        </w:rPr>
-        <w:t>/2026]</w:t>
+        <w:t>6</w:t>
+      </w:r>
+      <w:r>
+        <w:rPr>
+          <w:rFonts w:ascii="Arial" w:hAnsi="Arial"/>
+          <w:color w:val="000000"/>
+          <w:sz w:val="18"/>
+          <w:highlight w:val="lightGray"/>
+        </w:rPr>
+        <w:t>/1/2026]</w:t>
       </w:r>
     </w:p>
     <w:p>
@@ -202,7 +204,7 @@
           <w:rFonts w:ascii="Roboto Mono" w:hAnsi="Roboto Mono"/>
         </w:rPr>
         <w:pict w14:anchorId="70F4ECCA">
-          <v:rect id="_x0000_i1103" style="width:0;height:1.5pt" o:hralign="center" o:hrstd="t" o:hr="t" fillcolor="#a0a0a0" stroked="f"/>
+          <v:rect id="_x0000_i1025" style="width:0;height:1.5pt" o:hralign="center" o:hrstd="t" o:hr="t" fillcolor="#a0a0a0" stroked="f"/>
         </w:pict>
       </w:r>
     </w:p>
@@ -238,7 +240,27 @@
           <w:sz w:val="18"/>
           <w:highlight w:val="lightGray"/>
         </w:rPr>
-        <w:t xml:space="preserve">: Persons Table -&gt; ID Column: 1, Name_En Column: Motasem Essam] -&gt; </w:t>
+        <w:t xml:space="preserve">: Persons Table -&gt; ID Column: 1, </w:t>
+      </w:r>
+      <w:proofErr w:type="spellStart"/>
+      <w:r>
+        <w:rPr>
+          <w:rFonts w:ascii="Arial" w:hAnsi="Arial"/>
+          <w:color w:val="000000"/>
+          <w:sz w:val="18"/>
+          <w:highlight w:val="lightGray"/>
+        </w:rPr>
+        <w:t>Name_En</w:t>
+      </w:r>
+      <w:proofErr w:type="spellEnd"/>
+      <w:r>
+        <w:rPr>
+          <w:rFonts w:ascii="Arial" w:hAnsi="Arial"/>
+          <w:color w:val="000000"/>
+          <w:sz w:val="18"/>
+          <w:highlight w:val="lightGray"/>
+        </w:rPr>
+        <w:t xml:space="preserve"> Column: Motasem Essam] -&gt; </w:t>
       </w:r>
       <w:r>
         <w:rPr>
@@ -294,7 +316,7 @@
           <w:sz w:val="18"/>
           <w:highlight w:val="lightGray"/>
         </w:rPr>
-        <w:t xml:space="preserve"> [5/31/2026]</w:t>
+        <w:t xml:space="preserve"> [6/1/2026]</w:t>
       </w:r>
     </w:p>
     <w:p>
@@ -393,7 +415,7 @@
           <w:rFonts w:ascii="Roboto Mono" w:hAnsi="Roboto Mono"/>
         </w:rPr>
         <w:pict w14:anchorId="7F2D039B">
-          <v:rect id="_x0000_i1104" style="width:0;height:1.5pt" o:hralign="center" o:hrstd="t" o:hr="t" fillcolor="#a0a0a0" stroked="f"/>
+          <v:rect id="_x0000_i1026" style="width:0;height:1.5pt" o:hralign="center" o:hrstd="t" o:hr="t" fillcolor="#a0a0a0" stroked="f"/>
         </w:pict>
       </w:r>
     </w:p>
@@ -437,7 +459,27 @@
           <w:sz w:val="18"/>
           <w:highlight w:val="lightGray"/>
         </w:rPr>
-        <w:t xml:space="preserve">: Persons Table -&gt; ID Column: 1, Name_En Column: Motasem Essam] -&gt; </w:t>
+        <w:t xml:space="preserve">: Persons Table -&gt; ID Column: 1, </w:t>
+      </w:r>
+      <w:proofErr w:type="spellStart"/>
+      <w:r>
+        <w:rPr>
+          <w:rFonts w:ascii="Arial" w:hAnsi="Arial"/>
+          <w:color w:val="000000"/>
+          <w:sz w:val="18"/>
+          <w:highlight w:val="lightGray"/>
+        </w:rPr>
+        <w:t>Name_En</w:t>
+      </w:r>
+      <w:proofErr w:type="spellEnd"/>
+      <w:r>
+        <w:rPr>
+          <w:rFonts w:ascii="Arial" w:hAnsi="Arial"/>
+          <w:color w:val="000000"/>
+          <w:sz w:val="18"/>
+          <w:highlight w:val="lightGray"/>
+        </w:rPr>
+        <w:t xml:space="preserve"> Column: Motasem Essam] -&gt; </w:t>
       </w:r>
       <w:r>
         <w:rPr>
@@ -493,7 +535,7 @@
           <w:sz w:val="18"/>
           <w:highlight w:val="lightGray"/>
         </w:rPr>
-        <w:t xml:space="preserve"> [5/31/2026]</w:t>
+        <w:t xml:space="preserve"> [6/1/2026]</w:t>
       </w:r>
     </w:p>
     <w:p>
@@ -604,7 +646,7 @@
           <w:rFonts w:ascii="Roboto Mono" w:hAnsi="Roboto Mono"/>
         </w:rPr>
         <w:pict w14:anchorId="7CF05CBF">
-          <v:rect id="_x0000_i1105" style="width:0;height:1.5pt" o:hralign="center" o:hrstd="t" o:hr="t" fillcolor="#a0a0a0" stroked="f"/>
+          <v:rect id="_x0000_i1027" style="width:0;height:1.5pt" o:hralign="center" o:hrstd="t" o:hr="t" fillcolor="#a0a0a0" stroked="f"/>
         </w:pict>
       </w:r>
     </w:p>
@@ -634,7 +676,27 @@
           <w:sz w:val="18"/>
           <w:highlight w:val="lightGray"/>
         </w:rPr>
-        <w:t xml:space="preserve">: Persons Table -&gt; ID Column: 1, Name_En Column: Motasem Essam] -&gt; </w:t>
+        <w:t xml:space="preserve">: Persons Table -&gt; ID Column: 1, </w:t>
+      </w:r>
+      <w:proofErr w:type="spellStart"/>
+      <w:r>
+        <w:rPr>
+          <w:rFonts w:ascii="Arial" w:hAnsi="Arial"/>
+          <w:color w:val="000000"/>
+          <w:sz w:val="18"/>
+          <w:highlight w:val="lightGray"/>
+        </w:rPr>
+        <w:t>Name_En</w:t>
+      </w:r>
+      <w:proofErr w:type="spellEnd"/>
+      <w:r>
+        <w:rPr>
+          <w:rFonts w:ascii="Arial" w:hAnsi="Arial"/>
+          <w:color w:val="000000"/>
+          <w:sz w:val="18"/>
+          <w:highlight w:val="lightGray"/>
+        </w:rPr>
+        <w:t xml:space="preserve"> Column: Motasem Essam] -&gt; </w:t>
       </w:r>
       <w:r>
         <w:rPr>
@@ -690,7 +752,7 @@
           <w:sz w:val="18"/>
           <w:highlight w:val="lightGray"/>
         </w:rPr>
-        <w:t xml:space="preserve"> [5/31/2026]</w:t>
+        <w:t xml:space="preserve"> [6/1/2026]</w:t>
       </w:r>
     </w:p>
     <w:p>
@@ -801,7 +863,7 @@
           <w:rFonts w:ascii="Roboto Mono" w:hAnsi="Roboto Mono"/>
         </w:rPr>
         <w:pict w14:anchorId="2C230CF0">
-          <v:rect id="_x0000_i1106" style="width:0;height:1.5pt" o:hralign="center" o:hrstd="t" o:hr="t" fillcolor="#a0a0a0" stroked="f"/>
+          <v:rect id="_x0000_i1028" style="width:0;height:1.5pt" o:hralign="center" o:hrstd="t" o:hr="t" fillcolor="#a0a0a0" stroked="f"/>
         </w:pict>
       </w:r>
     </w:p>
@@ -831,7 +893,27 @@
           <w:sz w:val="18"/>
           <w:highlight w:val="lightGray"/>
         </w:rPr>
-        <w:t xml:space="preserve">: Persons Table -&gt; ID Column: 1, Name_En Column: Motasem Essam] -&gt; </w:t>
+        <w:t xml:space="preserve">: Persons Table -&gt; ID Column: 1, </w:t>
+      </w:r>
+      <w:proofErr w:type="spellStart"/>
+      <w:r>
+        <w:rPr>
+          <w:rFonts w:ascii="Arial" w:hAnsi="Arial"/>
+          <w:color w:val="000000"/>
+          <w:sz w:val="18"/>
+          <w:highlight w:val="lightGray"/>
+        </w:rPr>
+        <w:t>Name_En</w:t>
+      </w:r>
+      <w:proofErr w:type="spellEnd"/>
+      <w:r>
+        <w:rPr>
+          <w:rFonts w:ascii="Arial" w:hAnsi="Arial"/>
+          <w:color w:val="000000"/>
+          <w:sz w:val="18"/>
+          <w:highlight w:val="lightGray"/>
+        </w:rPr>
+        <w:t xml:space="preserve"> Column: Motasem Essam] -&gt; </w:t>
       </w:r>
       <w:r>
         <w:rPr>
@@ -887,7 +969,7 @@
           <w:sz w:val="18"/>
           <w:highlight w:val="lightGray"/>
         </w:rPr>
-        <w:t xml:space="preserve"> [5/31/2026]</w:t>
+        <w:t xml:space="preserve"> [6/1/2026]</w:t>
       </w:r>
     </w:p>
     <w:p>
@@ -1007,7 +1089,7 @@
           <w:rFonts w:ascii="Roboto Mono" w:hAnsi="Roboto Mono"/>
         </w:rPr>
         <w:pict w14:anchorId="57B42F46">
-          <v:rect id="_x0000_i1107" style="width:0;height:1.5pt" o:hralign="center" o:hrstd="t" o:hr="t" fillcolor="#a0a0a0" stroked="f"/>
+          <v:rect id="_x0000_i1029" style="width:0;height:1.5pt" o:hralign="center" o:hrstd="t" o:hr="t" fillcolor="#a0a0a0" stroked="f"/>
         </w:pict>
       </w:r>
     </w:p>
@@ -1037,7 +1119,27 @@
           <w:sz w:val="18"/>
           <w:highlight w:val="lightGray"/>
         </w:rPr>
-        <w:t xml:space="preserve">: Persons Table -&gt; ID Column: 1, Name_En Column: Motasem Essam] -&gt; </w:t>
+        <w:t xml:space="preserve">: Persons Table -&gt; ID Column: 1, </w:t>
+      </w:r>
+      <w:proofErr w:type="spellStart"/>
+      <w:r>
+        <w:rPr>
+          <w:rFonts w:ascii="Arial" w:hAnsi="Arial"/>
+          <w:color w:val="000000"/>
+          <w:sz w:val="18"/>
+          <w:highlight w:val="lightGray"/>
+        </w:rPr>
+        <w:t>Name_En</w:t>
+      </w:r>
+      <w:proofErr w:type="spellEnd"/>
+      <w:r>
+        <w:rPr>
+          <w:rFonts w:ascii="Arial" w:hAnsi="Arial"/>
+          <w:color w:val="000000"/>
+          <w:sz w:val="18"/>
+          <w:highlight w:val="lightGray"/>
+        </w:rPr>
+        <w:t xml:space="preserve"> Column: Motasem Essam] -&gt; </w:t>
       </w:r>
       <w:r>
         <w:rPr>
@@ -1093,7 +1195,7 @@
           <w:sz w:val="18"/>
           <w:highlight w:val="lightGray"/>
         </w:rPr>
-        <w:t xml:space="preserve"> [5/31/2026]</w:t>
+        <w:t xml:space="preserve"> [6/1/2026]</w:t>
       </w:r>
     </w:p>
     <w:p>
@@ -1213,7 +1315,7 @@
           <w:rFonts w:ascii="Roboto Mono" w:hAnsi="Roboto Mono"/>
         </w:rPr>
         <w:pict w14:anchorId="36867356">
-          <v:rect id="_x0000_i1108" style="width:0;height:1.5pt" o:hralign="center" o:hrstd="t" o:hr="t" fillcolor="#a0a0a0" stroked="f"/>
+          <v:rect id="_x0000_i1030" style="width:0;height:1.5pt" o:hralign="center" o:hrstd="t" o:hr="t" fillcolor="#a0a0a0" stroked="f"/>
         </w:pict>
       </w:r>
     </w:p>
@@ -1243,7 +1345,27 @@
           <w:sz w:val="18"/>
           <w:highlight w:val="lightGray"/>
         </w:rPr>
-        <w:t xml:space="preserve">: Persons Table -&gt; ID Column: 1, Name_En Column: Motasem Essam] -&gt; </w:t>
+        <w:t xml:space="preserve">: Persons Table -&gt; ID Column: 1, </w:t>
+      </w:r>
+      <w:proofErr w:type="spellStart"/>
+      <w:r>
+        <w:rPr>
+          <w:rFonts w:ascii="Arial" w:hAnsi="Arial"/>
+          <w:color w:val="000000"/>
+          <w:sz w:val="18"/>
+          <w:highlight w:val="lightGray"/>
+        </w:rPr>
+        <w:t>Name_En</w:t>
+      </w:r>
+      <w:proofErr w:type="spellEnd"/>
+      <w:r>
+        <w:rPr>
+          <w:rFonts w:ascii="Arial" w:hAnsi="Arial"/>
+          <w:color w:val="000000"/>
+          <w:sz w:val="18"/>
+          <w:highlight w:val="lightGray"/>
+        </w:rPr>
+        <w:t xml:space="preserve"> Column: Motasem Essam] -&gt; </w:t>
       </w:r>
       <w:r>
         <w:rPr>
@@ -1299,7 +1421,7 @@
           <w:sz w:val="18"/>
           <w:highlight w:val="lightGray"/>
         </w:rPr>
-        <w:t xml:space="preserve"> [5/31/2026]</w:t>
+        <w:t xml:space="preserve"> [6/1/2026]</w:t>
       </w:r>
     </w:p>
     <w:p>
@@ -1409,7 +1531,7 @@
           <w:rFonts w:ascii="Roboto Mono" w:hAnsi="Roboto Mono"/>
         </w:rPr>
         <w:pict w14:anchorId="5F037B17">
-          <v:rect id="_x0000_i1109" style="width:0;height:1.5pt" o:hralign="center" o:hrstd="t" o:hr="t" fillcolor="#a0a0a0" stroked="f"/>
+          <v:rect id="_x0000_i1031" style="width:0;height:1.5pt" o:hralign="center" o:hrstd="t" o:hr="t" fillcolor="#a0a0a0" stroked="f"/>
         </w:pict>
       </w:r>
     </w:p>
@@ -1439,7 +1561,27 @@
           <w:sz w:val="18"/>
           <w:highlight w:val="lightGray"/>
         </w:rPr>
-        <w:t xml:space="preserve">: Persons Table -&gt; ID Column: 1, Name_En Column: Motasem Essam] -&gt; </w:t>
+        <w:t xml:space="preserve">: Persons Table -&gt; ID Column: 1, </w:t>
+      </w:r>
+      <w:proofErr w:type="spellStart"/>
+      <w:r>
+        <w:rPr>
+          <w:rFonts w:ascii="Arial" w:hAnsi="Arial"/>
+          <w:color w:val="000000"/>
+          <w:sz w:val="18"/>
+          <w:highlight w:val="lightGray"/>
+        </w:rPr>
+        <w:t>Name_En</w:t>
+      </w:r>
+      <w:proofErr w:type="spellEnd"/>
+      <w:r>
+        <w:rPr>
+          <w:rFonts w:ascii="Arial" w:hAnsi="Arial"/>
+          <w:color w:val="000000"/>
+          <w:sz w:val="18"/>
+          <w:highlight w:val="lightGray"/>
+        </w:rPr>
+        <w:t xml:space="preserve"> Column: Motasem Essam] -&gt; </w:t>
       </w:r>
       <w:r>
         <w:rPr>
@@ -1495,7 +1637,7 @@
           <w:sz w:val="18"/>
           <w:highlight w:val="lightGray"/>
         </w:rPr>
-        <w:t xml:space="preserve"> [5/31/2026]</w:t>
+        <w:t xml:space="preserve"> [6/1/2026]</w:t>
       </w:r>
     </w:p>
     <w:p>
@@ -1553,11 +1695,19 @@
           <w:rFonts w:ascii="Roboto Mono" w:hAnsi="Roboto Mono"/>
         </w:rPr>
       </w:pPr>
-      <w:r>
-        <w:rPr>
-          <w:rFonts w:ascii="Roboto Mono" w:hAnsi="Roboto Mono"/>
-        </w:rPr>
-        <w:t xml:space="preserve">GraphQL </w:t>
+      <w:proofErr w:type="spellStart"/>
+      <w:r>
+        <w:rPr>
+          <w:rFonts w:ascii="Roboto Mono" w:hAnsi="Roboto Mono"/>
+        </w:rPr>
+        <w:t>GraphQL</w:t>
+      </w:r>
+      <w:proofErr w:type="spellEnd"/>
+      <w:r>
+        <w:rPr>
+          <w:rFonts w:ascii="Roboto Mono" w:hAnsi="Roboto Mono"/>
+        </w:rPr>
+        <w:t xml:space="preserve"> </w:t>
       </w:r>
     </w:p>
     <w:p>
@@ -1570,11 +1720,19 @@
           <w:rFonts w:ascii="Roboto Mono" w:hAnsi="Roboto Mono"/>
         </w:rPr>
       </w:pPr>
-      <w:r>
-        <w:rPr>
-          <w:rFonts w:ascii="Roboto Mono" w:hAnsi="Roboto Mono"/>
-        </w:rPr>
-        <w:t xml:space="preserve">OpenAPI </w:t>
+      <w:proofErr w:type="spellStart"/>
+      <w:r>
+        <w:rPr>
+          <w:rFonts w:ascii="Roboto Mono" w:hAnsi="Roboto Mono"/>
+        </w:rPr>
+        <w:t>OpenAPI</w:t>
+      </w:r>
+      <w:proofErr w:type="spellEnd"/>
+      <w:r>
+        <w:rPr>
+          <w:rFonts w:ascii="Roboto Mono" w:hAnsi="Roboto Mono"/>
+        </w:rPr>
+        <w:t xml:space="preserve"> </w:t>
       </w:r>
     </w:p>
     <w:p>
@@ -1587,11 +1745,19 @@
           <w:rFonts w:ascii="Roboto Mono" w:hAnsi="Roboto Mono"/>
         </w:rPr>
       </w:pPr>
-      <w:r>
-        <w:rPr>
-          <w:rFonts w:ascii="Roboto Mono" w:hAnsi="Roboto Mono"/>
-        </w:rPr>
-        <w:t xml:space="preserve">gRPC </w:t>
+      <w:proofErr w:type="spellStart"/>
+      <w:r>
+        <w:rPr>
+          <w:rFonts w:ascii="Roboto Mono" w:hAnsi="Roboto Mono"/>
+        </w:rPr>
+        <w:t>gRPC</w:t>
+      </w:r>
+      <w:proofErr w:type="spellEnd"/>
+      <w:r>
+        <w:rPr>
+          <w:rFonts w:ascii="Roboto Mono" w:hAnsi="Roboto Mono"/>
+        </w:rPr>
+        <w:t xml:space="preserve"> </w:t>
       </w:r>
     </w:p>
     <w:p>
@@ -1622,7 +1788,7 @@
           <w:rFonts w:ascii="Roboto Mono" w:hAnsi="Roboto Mono"/>
         </w:rPr>
         <w:pict w14:anchorId="2395FAD2">
-          <v:rect id="_x0000_i1110" style="width:0;height:1.5pt" o:hralign="center" o:hrstd="t" o:hr="t" fillcolor="#a0a0a0" stroked="f"/>
+          <v:rect id="_x0000_i1032" style="width:0;height:1.5pt" o:hralign="center" o:hrstd="t" o:hr="t" fillcolor="#a0a0a0" stroked="f"/>
         </w:pict>
       </w:r>
     </w:p>
@@ -1653,7 +1819,27 @@
           <w:sz w:val="18"/>
           <w:highlight w:val="lightGray"/>
         </w:rPr>
-        <w:t xml:space="preserve">: Persons Table -&gt; ID Column: 1, Name_En Column: Motasem Essam] -&gt; </w:t>
+        <w:t xml:space="preserve">: Persons Table -&gt; ID Column: 1, </w:t>
+      </w:r>
+      <w:proofErr w:type="spellStart"/>
+      <w:r>
+        <w:rPr>
+          <w:rFonts w:ascii="Arial" w:hAnsi="Arial"/>
+          <w:color w:val="000000"/>
+          <w:sz w:val="18"/>
+          <w:highlight w:val="lightGray"/>
+        </w:rPr>
+        <w:t>Name_En</w:t>
+      </w:r>
+      <w:proofErr w:type="spellEnd"/>
+      <w:r>
+        <w:rPr>
+          <w:rFonts w:ascii="Arial" w:hAnsi="Arial"/>
+          <w:color w:val="000000"/>
+          <w:sz w:val="18"/>
+          <w:highlight w:val="lightGray"/>
+        </w:rPr>
+        <w:t xml:space="preserve"> Column: Motasem Essam] -&gt; </w:t>
       </w:r>
       <w:r>
         <w:rPr>
@@ -1709,7 +1895,7 @@
           <w:sz w:val="18"/>
           <w:highlight w:val="lightGray"/>
         </w:rPr>
-        <w:t xml:space="preserve"> [5/31/2026]</w:t>
+        <w:t xml:space="preserve"> [6/1/2026]</w:t>
       </w:r>
     </w:p>
     <w:p>
@@ -1836,7 +2022,7 @@
           <w:rFonts w:ascii="Roboto Mono" w:hAnsi="Roboto Mono"/>
         </w:rPr>
         <w:pict w14:anchorId="4BC41F7B">
-          <v:rect id="_x0000_i1111" style="width:0;height:1.5pt" o:hralign="center" o:hrstd="t" o:hr="t" fillcolor="#a0a0a0" stroked="f"/>
+          <v:rect id="_x0000_i1033" style="width:0;height:1.5pt" o:hralign="center" o:hrstd="t" o:hr="t" fillcolor="#a0a0a0" stroked="f"/>
         </w:pict>
       </w:r>
     </w:p>
@@ -1879,7 +2065,27 @@
           <w:sz w:val="18"/>
           <w:highlight w:val="lightGray"/>
         </w:rPr>
-        <w:t xml:space="preserve">: Persons Table -&gt; ID Column: 1, Name_En Column: Motasem Essam] -&gt; </w:t>
+        <w:t xml:space="preserve">: Persons Table -&gt; ID Column: 1, </w:t>
+      </w:r>
+      <w:proofErr w:type="spellStart"/>
+      <w:r>
+        <w:rPr>
+          <w:rFonts w:ascii="Arial" w:hAnsi="Arial"/>
+          <w:color w:val="000000"/>
+          <w:sz w:val="18"/>
+          <w:highlight w:val="lightGray"/>
+        </w:rPr>
+        <w:t>Name_En</w:t>
+      </w:r>
+      <w:proofErr w:type="spellEnd"/>
+      <w:r>
+        <w:rPr>
+          <w:rFonts w:ascii="Arial" w:hAnsi="Arial"/>
+          <w:color w:val="000000"/>
+          <w:sz w:val="18"/>
+          <w:highlight w:val="lightGray"/>
+        </w:rPr>
+        <w:t xml:space="preserve"> Column: Motasem Essam] -&gt; </w:t>
       </w:r>
       <w:r>
         <w:rPr>
@@ -1935,7 +2141,7 @@
           <w:sz w:val="18"/>
           <w:highlight w:val="lightGray"/>
         </w:rPr>
-        <w:t xml:space="preserve"> [5/31/2026]</w:t>
+        <w:t xml:space="preserve"> [6/1/2026]</w:t>
       </w:r>
     </w:p>
     <w:p>
@@ -2274,7 +2480,7 @@
           <w:rFonts w:ascii="Roboto Mono" w:hAnsi="Roboto Mono"/>
         </w:rPr>
         <w:pict w14:anchorId="3DF89FAE">
-          <v:rect id="_x0000_i1112" style="width:0;height:1.5pt" o:hralign="center" o:hrstd="t" o:hr="t" fillcolor="#a0a0a0" stroked="f"/>
+          <v:rect id="_x0000_i1034" style="width:0;height:1.5pt" o:hralign="center" o:hrstd="t" o:hr="t" fillcolor="#a0a0a0" stroked="f"/>
         </w:pict>
       </w:r>
     </w:p>
@@ -2310,7 +2516,27 @@
           <w:sz w:val="18"/>
           <w:highlight w:val="lightGray"/>
         </w:rPr>
-        <w:t xml:space="preserve">: Persons Table -&gt; ID Column: 1, Name_En Column: Motasem Essam] -&gt; </w:t>
+        <w:t xml:space="preserve">: Persons Table -&gt; ID Column: 1, </w:t>
+      </w:r>
+      <w:proofErr w:type="spellStart"/>
+      <w:r>
+        <w:rPr>
+          <w:rFonts w:ascii="Arial" w:hAnsi="Arial"/>
+          <w:color w:val="000000"/>
+          <w:sz w:val="18"/>
+          <w:highlight w:val="lightGray"/>
+        </w:rPr>
+        <w:t>Name_En</w:t>
+      </w:r>
+      <w:proofErr w:type="spellEnd"/>
+      <w:r>
+        <w:rPr>
+          <w:rFonts w:ascii="Arial" w:hAnsi="Arial"/>
+          <w:color w:val="000000"/>
+          <w:sz w:val="18"/>
+          <w:highlight w:val="lightGray"/>
+        </w:rPr>
+        <w:t xml:space="preserve"> Column: Motasem Essam] -&gt; </w:t>
       </w:r>
       <w:r>
         <w:rPr>
@@ -2366,7 +2592,7 @@
           <w:sz w:val="18"/>
           <w:highlight w:val="lightGray"/>
         </w:rPr>
-        <w:t xml:space="preserve"> [5/31/2026]</w:t>
+        <w:t xml:space="preserve"> [6/1/2026]</w:t>
       </w:r>
     </w:p>
     <w:p>
@@ -2501,7 +2727,7 @@
           <w:rFonts w:ascii="Roboto Mono" w:hAnsi="Roboto Mono"/>
         </w:rPr>
         <w:pict w14:anchorId="0612A291">
-          <v:rect id="_x0000_i1113" style="width:0;height:1.5pt" o:hralign="center" o:hrstd="t" o:hr="t" fillcolor="#a0a0a0" stroked="f"/>
+          <v:rect id="_x0000_i1035" style="width:0;height:1.5pt" o:hralign="center" o:hrstd="t" o:hr="t" fillcolor="#a0a0a0" stroked="f"/>
         </w:pict>
       </w:r>
     </w:p>
@@ -2544,7 +2770,27 @@
           <w:sz w:val="18"/>
           <w:highlight w:val="lightGray"/>
         </w:rPr>
-        <w:t xml:space="preserve">: Persons Table -&gt; ID Column: 1, Name_En Column: Motasem Essam] -&gt; </w:t>
+        <w:t xml:space="preserve">: Persons Table -&gt; ID Column: 1, </w:t>
+      </w:r>
+      <w:proofErr w:type="spellStart"/>
+      <w:r>
+        <w:rPr>
+          <w:rFonts w:ascii="Arial" w:hAnsi="Arial"/>
+          <w:color w:val="000000"/>
+          <w:sz w:val="18"/>
+          <w:highlight w:val="lightGray"/>
+        </w:rPr>
+        <w:t>Name_En</w:t>
+      </w:r>
+      <w:proofErr w:type="spellEnd"/>
+      <w:r>
+        <w:rPr>
+          <w:rFonts w:ascii="Arial" w:hAnsi="Arial"/>
+          <w:color w:val="000000"/>
+          <w:sz w:val="18"/>
+          <w:highlight w:val="lightGray"/>
+        </w:rPr>
+        <w:t xml:space="preserve"> Column: Motasem Essam] -&gt; </w:t>
       </w:r>
       <w:r>
         <w:rPr>
@@ -2600,7 +2846,7 @@
           <w:sz w:val="18"/>
           <w:highlight w:val="lightGray"/>
         </w:rPr>
-        <w:t xml:space="preserve"> [5/31/2026]</w:t>
+        <w:t xml:space="preserve"> [6/1/2026]</w:t>
       </w:r>
     </w:p>
     <w:p>
@@ -3011,7 +3257,7 @@
           <w:rFonts w:ascii="Roboto Mono" w:hAnsi="Roboto Mono"/>
         </w:rPr>
         <w:pict w14:anchorId="13F34BAD">
-          <v:rect id="_x0000_i1114" style="width:0;height:1.5pt" o:hralign="center" o:hrstd="t" o:hr="t" fillcolor="#a0a0a0" stroked="f"/>
+          <v:rect id="_x0000_i1036" style="width:0;height:1.5pt" o:hralign="center" o:hrstd="t" o:hr="t" fillcolor="#a0a0a0" stroked="f"/>
         </w:pict>
       </w:r>
     </w:p>
@@ -3047,7 +3293,27 @@
           <w:sz w:val="18"/>
           <w:highlight w:val="lightGray"/>
         </w:rPr>
-        <w:t xml:space="preserve">: Persons Table -&gt; ID Column: 1, Name_En Column: Motasem Essam] -&gt; </w:t>
+        <w:t xml:space="preserve">: Persons Table -&gt; ID Column: 1, </w:t>
+      </w:r>
+      <w:proofErr w:type="spellStart"/>
+      <w:r>
+        <w:rPr>
+          <w:rFonts w:ascii="Arial" w:hAnsi="Arial"/>
+          <w:color w:val="000000"/>
+          <w:sz w:val="18"/>
+          <w:highlight w:val="lightGray"/>
+        </w:rPr>
+        <w:t>Name_En</w:t>
+      </w:r>
+      <w:proofErr w:type="spellEnd"/>
+      <w:r>
+        <w:rPr>
+          <w:rFonts w:ascii="Arial" w:hAnsi="Arial"/>
+          <w:color w:val="000000"/>
+          <w:sz w:val="18"/>
+          <w:highlight w:val="lightGray"/>
+        </w:rPr>
+        <w:t xml:space="preserve"> Column: Motasem Essam] -&gt; </w:t>
       </w:r>
       <w:r>
         <w:rPr>
@@ -3103,7 +3369,7 @@
           <w:sz w:val="18"/>
           <w:highlight w:val="lightGray"/>
         </w:rPr>
-        <w:t xml:space="preserve"> [5/31/2026]</w:t>
+        <w:t xml:space="preserve"> [6/1/2026]</w:t>
       </w:r>
     </w:p>
     <w:p>
@@ -3260,7 +3526,7 @@
           <w:rFonts w:ascii="Roboto Mono" w:hAnsi="Roboto Mono"/>
         </w:rPr>
         <w:pict w14:anchorId="77AAEBC2">
-          <v:rect id="_x0000_i1115" style="width:0;height:1.5pt" o:hralign="center" o:hrstd="t" o:hr="t" fillcolor="#a0a0a0" stroked="f"/>
+          <v:rect id="_x0000_i1037" style="width:0;height:1.5pt" o:hralign="center" o:hrstd="t" o:hr="t" fillcolor="#a0a0a0" stroked="f"/>
         </w:pict>
       </w:r>
     </w:p>
@@ -3296,7 +3562,27 @@
           <w:sz w:val="18"/>
           <w:highlight w:val="lightGray"/>
         </w:rPr>
-        <w:t xml:space="preserve">: Persons Table -&gt; ID Column: 1, Name_En Column: Motasem Essam] -&gt; </w:t>
+        <w:t xml:space="preserve">: Persons Table -&gt; ID Column: 1, </w:t>
+      </w:r>
+      <w:proofErr w:type="spellStart"/>
+      <w:r>
+        <w:rPr>
+          <w:rFonts w:ascii="Arial" w:hAnsi="Arial"/>
+          <w:color w:val="000000"/>
+          <w:sz w:val="18"/>
+          <w:highlight w:val="lightGray"/>
+        </w:rPr>
+        <w:t>Name_En</w:t>
+      </w:r>
+      <w:proofErr w:type="spellEnd"/>
+      <w:r>
+        <w:rPr>
+          <w:rFonts w:ascii="Arial" w:hAnsi="Arial"/>
+          <w:color w:val="000000"/>
+          <w:sz w:val="18"/>
+          <w:highlight w:val="lightGray"/>
+        </w:rPr>
+        <w:t xml:space="preserve"> Column: Motasem Essam] -&gt; </w:t>
       </w:r>
       <w:r>
         <w:rPr>
@@ -3352,7 +3638,7 @@
           <w:sz w:val="18"/>
           <w:highlight w:val="lightGray"/>
         </w:rPr>
-        <w:t xml:space="preserve"> [5/31/2026]</w:t>
+        <w:t xml:space="preserve"> [6/1/2026]</w:t>
       </w:r>
     </w:p>
     <w:p>
@@ -5525,6 +5811,7 @@
   <w:style w:type="character" w:default="1" w:styleId="DefaultParagraphFont">
     <w:name w:val="Default Paragraph Font"/>
     <w:uiPriority w:val="1"/>
+    <w:semiHidden/>
     <w:unhideWhenUsed/>
   </w:style>
   <w:style w:type="table" w:default="1" w:styleId="TableNormal">
